--- a/FuentesCurso/UD 08. Introduccion a Kubernetes/UD 08.05 - Actividades entregables opcionales.docx
+++ b/FuentesCurso/UD 08. Introduccion a Kubernetes/UD 08.05 - Actividades entregables opcionales.docx
@@ -21,12 +21,13 @@
         <w:rPr>
           <w:rFonts w:ascii="Proxima Nova" w:cs="Proxima Nova" w:eastAsia="Proxima Nova" w:hAnsi="Proxima Nova"/>
           <w:b w:val="0"/>
+          <w:bCs w:val="0"/>
           <w:color w:val="669966"/>
           <w:sz w:val="48"/>
           <w:szCs w:val="48"/>
           <w:rtl w:val="0"/>
         </w:rPr>
-        <w:t xml:space="preserve">Introducción a Docker</w:t>
+        <w:t xml:space="preserve">Introducción a Docker y Kubernetes</w:t>
       </w:r>
       <w:r>
         <w:rPr>
@@ -46,7 +47,7 @@
           <w:szCs w:val="88"/>
           <w:rtl w:val="0"/>
         </w:rPr>
-        <w:t xml:space="preserve">UD 08. Actividades entregables opcionales</w:t>
+        <w:t xml:space="preserve">UD 08. Actividades  opcionales</w:t>
       </w:r>
     </w:p>
     <w:p>
@@ -72,12 +73,12 @@
           <wp:inline distB="114300" distT="114300" distL="114300" distR="114300">
             <wp:extent cx="447675" cy="57150"/>
             <wp:effectExtent b="0" l="0" r="0" t="0"/>
-            <wp:docPr descr="short line" id="3" name="image4.png"/>
+            <wp:docPr descr="short line" id="3" name="image3.png"/>
             <a:graphic>
               <a:graphicData uri="http://schemas.openxmlformats.org/drawingml/2006/picture">
                 <pic:pic>
                   <pic:nvPicPr>
-                    <pic:cNvPr descr="short line" id="0" name="image4.png"/>
+                    <pic:cNvPr descr="short line" id="0" name="image3.png"/>
                     <pic:cNvPicPr preferRelativeResize="0"/>
                   </pic:nvPicPr>
                   <pic:blipFill>
@@ -281,12 +282,8 @@
       </w:pPr>
       <w:r>
         <w:rPr>
-          <w:rFonts w:ascii="Proxima Nova" w:cs="Proxima Nova" w:eastAsia="Proxima Nova" w:hAnsi="Proxima Nova"/>
-          <w:sz w:val="32"/>
-          <w:szCs w:val="32"/>
-          <w:rtl w:val="0"/>
-        </w:rPr>
-        <w:t xml:space="preserve">Autor: Sergi García Barea</w:t>
+          <w:rtl w:val="0"/>
+        </w:rPr>
       </w:r>
     </w:p>
     <w:p>
@@ -302,12 +299,8 @@
       </w:pPr>
       <w:r>
         <w:rPr>
-          <w:rFonts w:ascii="Proxima Nova" w:cs="Proxima Nova" w:eastAsia="Proxima Nova" w:hAnsi="Proxima Nova"/>
-          <w:sz w:val="32"/>
-          <w:szCs w:val="32"/>
-          <w:rtl w:val="0"/>
-        </w:rPr>
-        <w:t xml:space="preserve">Actualizado Febrero 2025</w:t>
+          <w:rtl w:val="0"/>
+        </w:rPr>
       </w:r>
     </w:p>
     <w:p>
@@ -355,6 +348,7 @@
         <w:rPr>
           <w:rFonts w:ascii="Verdana" w:cs="Verdana" w:eastAsia="Verdana" w:hAnsi="Verdana"/>
           <w:b w:val="1"/>
+          <w:bCs w:val="1"/>
           <w:sz w:val="20"/>
           <w:szCs w:val="20"/>
         </w:rPr>
@@ -375,6 +369,7 @@
         <w:rPr>
           <w:rFonts w:ascii="Verdana" w:cs="Verdana" w:eastAsia="Verdana" w:hAnsi="Verdana"/>
           <w:b w:val="1"/>
+          <w:bCs w:val="1"/>
           <w:sz w:val="20"/>
           <w:szCs w:val="20"/>
           <w:rtl w:val="0"/>
@@ -408,12 +403,12 @@
             <wp:extent cx="922564" cy="322898"/>
             <wp:effectExtent b="0" l="0" r="0" t="0"/>
             <wp:wrapSquare wrapText="bothSides" distB="57150" distT="57150" distL="57150" distR="57150"/>
-            <wp:docPr id="1" name="image3.png"/>
+            <wp:docPr id="1" name="image1.png"/>
             <a:graphic>
               <a:graphicData uri="http://schemas.openxmlformats.org/drawingml/2006/picture">
                 <pic:pic>
                   <pic:nvPicPr>
-                    <pic:cNvPr id="0" name="image3.png"/>
+                    <pic:cNvPr id="0" name="image1.png"/>
                     <pic:cNvPicPr preferRelativeResize="0"/>
                   </pic:nvPicPr>
                   <pic:blipFill>
@@ -514,6 +509,7 @@
         <w:ind w:left="0" w:right="57" w:firstLine="0"/>
         <w:rPr>
           <w:b w:val="1"/>
+          <w:bCs w:val="1"/>
         </w:rPr>
       </w:pPr>
       <w:r>
@@ -527,6 +523,7 @@
       <w:r>
         <w:rPr>
           <w:b w:val="1"/>
+          <w:bCs w:val="1"/>
           <w:rtl w:val="0"/>
         </w:rPr>
         <w:t xml:space="preserve">Importante</w:t>
@@ -557,6 +554,7 @@
         <w:ind w:left="0" w:right="57" w:firstLine="0"/>
         <w:rPr>
           <w:b w:val="1"/>
+          <w:bCs w:val="1"/>
         </w:rPr>
       </w:pPr>
       <w:r>
@@ -580,6 +578,7 @@
       <w:r>
         <w:rPr>
           <w:b w:val="1"/>
+          <w:bCs w:val="1"/>
           <w:rtl w:val="0"/>
         </w:rPr>
         <w:t xml:space="preserve">Atención</w:t>
@@ -627,6 +626,7 @@
       <w:r>
         <w:rPr>
           <w:b w:val="1"/>
+          <w:bCs w:val="1"/>
           <w:rtl w:val="0"/>
         </w:rPr>
         <w:t xml:space="preserve">Interesante</w:t>
@@ -645,6 +645,7 @@
         <w:rPr>
           <w:rFonts w:ascii="Arial" w:cs="Arial" w:eastAsia="Arial" w:hAnsi="Arial"/>
           <w:b w:val="1"/>
+          <w:bCs w:val="1"/>
           <w:smallCaps w:val="1"/>
           <w:sz w:val="32"/>
           <w:szCs w:val="32"/>
@@ -654,6 +655,7 @@
         <w:rPr>
           <w:rFonts w:ascii="Arial" w:cs="Arial" w:eastAsia="Arial" w:hAnsi="Arial"/>
           <w:b w:val="1"/>
+          <w:bCs w:val="1"/>
           <w:smallCaps w:val="1"/>
           <w:sz w:val="32"/>
           <w:szCs w:val="32"/>
@@ -664,6 +666,7 @@
     </w:p>
     <w:sdt>
       <w:sdtPr>
+        <w:id w:val="-695546508"/>
         <w:docPartObj>
           <w:docPartGallery w:val="Table of Contents"/>
           <w:docPartUnique w:val="1"/>
@@ -679,6 +682,7 @@
             <w:jc w:val="left"/>
             <w:rPr>
               <w:b w:val="1"/>
+              <w:bCs w:val="1"/>
               <w:color w:val="000000"/>
               <w:u w:val="none"/>
             </w:rPr>
@@ -692,6 +696,7 @@
             <w:r>
               <w:rPr>
                 <w:b w:val="1"/>
+                <w:bCs w:val="1"/>
                 <w:color w:val="000000"/>
                 <w:u w:val="none"/>
                 <w:rtl w:val="0"/>
@@ -716,6 +721,7 @@
             <w:jc w:val="left"/>
             <w:rPr>
               <w:b w:val="1"/>
+              <w:bCs w:val="1"/>
               <w:color w:val="000000"/>
               <w:u w:val="none"/>
             </w:rPr>
@@ -724,6 +730,7 @@
             <w:r>
               <w:rPr>
                 <w:b w:val="1"/>
+                <w:bCs w:val="1"/>
                 <w:color w:val="000000"/>
                 <w:u w:val="none"/>
                 <w:rtl w:val="0"/>
@@ -752,6 +759,7 @@
         <w:rPr>
           <w:rFonts w:ascii="Arial" w:cs="Arial" w:eastAsia="Arial" w:hAnsi="Arial"/>
           <w:b w:val="1"/>
+          <w:bCs w:val="1"/>
           <w:smallCaps w:val="1"/>
           <w:sz w:val="32"/>
           <w:szCs w:val="32"/>
@@ -981,6 +989,46 @@
     </w:p>
     <w:p>
       <w:pPr>
+        <w:widowControl w:val="1"/>
+        <w:spacing w:after="0" w:before="200" w:line="300" w:lineRule="auto"/>
+        <w:rPr>
+          <w:rFonts w:ascii="Proxima Nova" w:cs="Proxima Nova" w:eastAsia="Proxima Nova" w:hAnsi="Proxima Nova"/>
+          <w:sz w:val="32"/>
+          <w:szCs w:val="32"/>
+        </w:rPr>
+      </w:pPr>
+      <w:r>
+        <w:rPr>
+          <w:rFonts w:ascii="Proxima Nova" w:cs="Proxima Nova" w:eastAsia="Proxima Nova" w:hAnsi="Proxima Nova"/>
+          <w:sz w:val="32"/>
+          <w:szCs w:val="32"/>
+          <w:rtl w:val="0"/>
+        </w:rPr>
+        <w:t xml:space="preserve">Autor: Sergi García Barea</w:t>
+      </w:r>
+    </w:p>
+    <w:p>
+      <w:pPr>
+        <w:widowControl w:val="1"/>
+        <w:spacing w:after="0" w:before="200" w:line="300" w:lineRule="auto"/>
+        <w:rPr>
+          <w:rFonts w:ascii="Proxima Nova" w:cs="Proxima Nova" w:eastAsia="Proxima Nova" w:hAnsi="Proxima Nova"/>
+          <w:sz w:val="32"/>
+          <w:szCs w:val="32"/>
+        </w:rPr>
+      </w:pPr>
+      <w:r>
+        <w:rPr>
+          <w:rFonts w:ascii="Proxima Nova" w:cs="Proxima Nova" w:eastAsia="Proxima Nova" w:hAnsi="Proxima Nova"/>
+          <w:sz w:val="32"/>
+          <w:szCs w:val="32"/>
+          <w:rtl w:val="0"/>
+        </w:rPr>
+        <w:t xml:space="preserve">Actualizado Enero 2026</w:t>
+      </w:r>
+    </w:p>
+    <w:p>
+      <w:pPr>
         <w:pageBreakBefore w:val="0"/>
         <w:spacing w:after="0" w:before="0" w:lineRule="auto"/>
         <w:jc w:val="right"/>
@@ -1001,79 +1049,7 @@
       <w:pPr>
         <w:pageBreakBefore w:val="0"/>
         <w:spacing w:after="0" w:before="0" w:lineRule="auto"/>
-        <w:jc w:val="right"/>
-        <w:rPr>
-          <w:smallCaps w:val="1"/>
-          <w:color w:val="336633"/>
-          <w:sz w:val="32"/>
-          <w:szCs w:val="32"/>
-        </w:rPr>
-      </w:pPr>
-      <w:r>
-        <w:rPr>
-          <w:rtl w:val="0"/>
-        </w:rPr>
-      </w:r>
-    </w:p>
-    <w:p>
-      <w:pPr>
-        <w:pageBreakBefore w:val="0"/>
-        <w:spacing w:after="0" w:before="0" w:lineRule="auto"/>
-        <w:jc w:val="right"/>
-        <w:rPr>
-          <w:smallCaps w:val="1"/>
-          <w:color w:val="336633"/>
-          <w:sz w:val="32"/>
-          <w:szCs w:val="32"/>
-        </w:rPr>
-      </w:pPr>
-      <w:r>
-        <w:rPr>
-          <w:rtl w:val="0"/>
-        </w:rPr>
-      </w:r>
-    </w:p>
-    <w:p>
-      <w:pPr>
-        <w:pageBreakBefore w:val="0"/>
-        <w:spacing w:after="0" w:before="0" w:lineRule="auto"/>
-        <w:jc w:val="right"/>
-        <w:rPr>
-          <w:smallCaps w:val="1"/>
-          <w:color w:val="336633"/>
-          <w:sz w:val="32"/>
-          <w:szCs w:val="32"/>
-        </w:rPr>
-      </w:pPr>
-      <w:r>
-        <w:rPr>
-          <w:rtl w:val="0"/>
-        </w:rPr>
-      </w:r>
-    </w:p>
-    <w:p>
-      <w:pPr>
-        <w:pageBreakBefore w:val="0"/>
-        <w:spacing w:after="0" w:before="0" w:lineRule="auto"/>
-        <w:jc w:val="right"/>
-        <w:rPr>
-          <w:smallCaps w:val="1"/>
-          <w:color w:val="336633"/>
-          <w:sz w:val="32"/>
-          <w:szCs w:val="32"/>
-        </w:rPr>
-      </w:pPr>
-      <w:r>
-        <w:rPr>
-          <w:rtl w:val="0"/>
-        </w:rPr>
-      </w:r>
-    </w:p>
-    <w:p>
-      <w:pPr>
-        <w:pageBreakBefore w:val="0"/>
-        <w:spacing w:after="0" w:before="0" w:lineRule="auto"/>
-        <w:jc w:val="right"/>
+        <w:jc w:val="left"/>
         <w:rPr>
           <w:smallCaps w:val="1"/>
           <w:color w:val="336633"/>
@@ -1102,7 +1078,7 @@
           <w:szCs w:val="32"/>
           <w:rtl w:val="0"/>
         </w:rPr>
-        <w:t xml:space="preserve">UD08. Actividades entregables opcionales</w:t>
+        <w:t xml:space="preserve">UD08. Actividades opcionales</w:t>
       </w:r>
       <w:r>
         <w:rPr>
@@ -1137,6 +1113,7 @@
       <w:r>
         <w:rPr>
           <w:b w:val="1"/>
+          <w:bCs w:val="1"/>
           <w:u w:val="single"/>
           <w:rtl w:val="0"/>
         </w:rPr>
@@ -1151,7 +1128,9 @@
       <w:r>
         <w:rPr>
           <w:b w:val="1"/>
+          <w:bCs w:val="1"/>
           <w:i w:val="1"/>
+          <w:iCs w:val="1"/>
           <w:u w:val="single"/>
           <w:rtl w:val="0"/>
         </w:rPr>
@@ -1210,6 +1189,7 @@
       <w:r>
         <w:rPr>
           <w:b w:val="1"/>
+          <w:bCs w:val="1"/>
           <w:rtl w:val="0"/>
         </w:rPr>
         <w:t xml:space="preserve">Atención:</w:t>
@@ -1223,6 +1203,7 @@
       <w:r>
         <w:rPr>
           <w:b w:val="1"/>
+          <w:bCs w:val="1"/>
           <w:rtl w:val="0"/>
         </w:rPr>
         <w:t xml:space="preserve">¡Solo 1 de los 2 casos prácticos!</w:t>
@@ -1827,7 +1808,7 @@
       <w:t xml:space="preserve">Curso Introducción a Docker </w:t>
       <w:tab/>
       <w:tab/>
-      <w:t xml:space="preserve">UD08. Actividades entregables opcionales</w:t>
+      <w:t xml:space="preserve">UD08. Actividades opcionales</w:t>
     </w:r>
     <w:r>
       <w:rPr>
@@ -1973,11 +1954,19 @@
       </w:pPr>
     </w:pPrDefault>
   </w:docDefaults>
+  <w:style w:type="table" w:styleId="TableNormal" w:default="1">
+    <w:name w:val="TableNormal"/>
+    <w:tblPr>
+      <w:tblCellMar>
+        <w:top w:w="100.0" w:type="dxa"/>
+        <w:left w:w="100.0" w:type="dxa"/>
+        <w:bottom w:w="100.0" w:type="dxa"/>
+        <w:right w:w="100.0" w:type="dxa"/>
+      </w:tblCellMar>
+    </w:tblPr>
+  </w:style>
   <w:style w:type="paragraph" w:styleId="Normal" w:default="1">
     <w:name w:val="normal"/>
-  </w:style>
-  <w:style w:type="table" w:styleId="TableNormal" w:default="1">
-    <w:name w:val="Table Normal"/>
   </w:style>
   <w:style w:type="paragraph" w:styleId="Heading1">
     <w:name w:val="heading 1"/>
@@ -2025,6 +2014,7 @@
     <w:rPr>
       <w:rFonts w:ascii="Arial" w:cs="Arial" w:eastAsia="Arial" w:hAnsi="Arial"/>
       <w:b w:val="0"/>
+      <w:bCs w:val="0"/>
       <w:smallCaps w:val="0"/>
       <w:color w:val="669966"/>
       <w:sz w:val="22"/>
@@ -2045,7 +2035,9 @@
     <w:rPr>
       <w:rFonts w:ascii="Arial" w:cs="Arial" w:eastAsia="Arial" w:hAnsi="Arial"/>
       <w:b w:val="1"/>
+      <w:bCs w:val="1"/>
       <w:i w:val="1"/>
+      <w:iCs w:val="1"/>
       <w:smallCaps w:val="0"/>
       <w:sz w:val="21"/>
       <w:szCs w:val="21"/>
@@ -2066,6 +2058,7 @@
     <w:rPr>
       <w:rFonts w:ascii="Arial" w:cs="Arial" w:eastAsia="Arial" w:hAnsi="Arial"/>
       <w:b w:val="1"/>
+      <w:bCs w:val="1"/>
       <w:smallCaps w:val="1"/>
       <w:sz w:val="24"/>
       <w:szCs w:val="24"/>
@@ -2083,6 +2076,7 @@
     </w:pPr>
     <w:rPr>
       <w:b w:val="1"/>
+      <w:bCs w:val="1"/>
       <w:sz w:val="20"/>
       <w:szCs w:val="20"/>
     </w:rPr>
@@ -2099,6 +2093,7 @@
     </w:pPr>
     <w:rPr>
       <w:b w:val="1"/>
+      <w:bCs w:val="1"/>
       <w:sz w:val="72"/>
       <w:szCs w:val="72"/>
     </w:rPr>
@@ -2116,6 +2111,7 @@
     <w:rPr>
       <w:rFonts w:ascii="Georgia" w:cs="Georgia" w:eastAsia="Georgia" w:hAnsi="Georgia"/>
       <w:i w:val="1"/>
+      <w:iCs w:val="1"/>
       <w:color w:val="666666"/>
       <w:sz w:val="48"/>
       <w:szCs w:val="48"/>
@@ -2126,12 +2122,6 @@
     <w:tblPr>
       <w:tblStyleRowBandSize w:val="1"/>
       <w:tblStyleColBandSize w:val="1"/>
-      <w:tblCellMar>
-        <w:top w:w="100.0" w:type="dxa"/>
-        <w:left w:w="100.0" w:type="dxa"/>
-        <w:bottom w:w="100.0" w:type="dxa"/>
-        <w:right w:w="100.0" w:type="dxa"/>
-      </w:tblCellMar>
     </w:tblPr>
   </w:style>
   <w:style w:type="table" w:styleId="Table2">
@@ -2139,12 +2129,6 @@
     <w:tblPr>
       <w:tblStyleRowBandSize w:val="1"/>
       <w:tblStyleColBandSize w:val="1"/>
-      <w:tblCellMar>
-        <w:top w:w="100.0" w:type="dxa"/>
-        <w:left w:w="100.0" w:type="dxa"/>
-        <w:bottom w:w="100.0" w:type="dxa"/>
-        <w:right w:w="100.0" w:type="dxa"/>
-      </w:tblCellMar>
     </w:tblPr>
   </w:style>
   <w:style w:type="table" w:styleId="Table3">
@@ -2152,12 +2136,6 @@
     <w:tblPr>
       <w:tblStyleRowBandSize w:val="1"/>
       <w:tblStyleColBandSize w:val="1"/>
-      <w:tblCellMar>
-        <w:top w:w="100.0" w:type="dxa"/>
-        <w:left w:w="100.0" w:type="dxa"/>
-        <w:bottom w:w="100.0" w:type="dxa"/>
-        <w:right w:w="100.0" w:type="dxa"/>
-      </w:tblCellMar>
     </w:tblPr>
   </w:style>
   <w:style w:type="table" w:styleId="Table4">
@@ -2165,12 +2143,6 @@
     <w:tblPr>
       <w:tblStyleRowBandSize w:val="1"/>
       <w:tblStyleColBandSize w:val="1"/>
-      <w:tblCellMar>
-        <w:top w:w="100.0" w:type="dxa"/>
-        <w:left w:w="100.0" w:type="dxa"/>
-        <w:bottom w:w="100.0" w:type="dxa"/>
-        <w:right w:w="100.0" w:type="dxa"/>
-      </w:tblCellMar>
     </w:tblPr>
   </w:style>
 </w:styles>

--- a/FuentesCurso/UD 08. Introduccion a Kubernetes/UD 08.05 - Actividades entregables opcionales.docx
+++ b/FuentesCurso/UD 08. Introduccion a Kubernetes/UD 08.05 - Actividades entregables opcionales.docx
@@ -73,12 +73,12 @@
           <wp:inline distB="114300" distT="114300" distL="114300" distR="114300">
             <wp:extent cx="447675" cy="57150"/>
             <wp:effectExtent b="0" l="0" r="0" t="0"/>
-            <wp:docPr descr="short line" id="3" name="image3.png"/>
+            <wp:docPr descr="short line" id="3" name="image2.png"/>
             <a:graphic>
               <a:graphicData uri="http://schemas.openxmlformats.org/drawingml/2006/picture">
                 <pic:pic>
                   <pic:nvPicPr>
-                    <pic:cNvPr descr="short line" id="0" name="image3.png"/>
+                    <pic:cNvPr descr="short line" id="0" name="image2.png"/>
                     <pic:cNvPicPr preferRelativeResize="0"/>
                   </pic:nvPicPr>
                   <pic:blipFill>
@@ -129,12 +129,12 @@
           <wp:inline distB="114300" distT="114300" distL="114300" distR="114300">
             <wp:extent cx="6120000" cy="444500"/>
             <wp:effectExtent b="0" l="0" r="0" t="0"/>
-            <wp:docPr id="2" name="image2.png"/>
+            <wp:docPr id="2" name="image1.png"/>
             <a:graphic>
               <a:graphicData uri="http://schemas.openxmlformats.org/drawingml/2006/picture">
                 <pic:pic>
                   <pic:nvPicPr>
-                    <pic:cNvPr id="0" name="image2.png"/>
+                    <pic:cNvPr id="0" name="image1.png"/>
                     <pic:cNvPicPr preferRelativeResize="0"/>
                   </pic:nvPicPr>
                   <pic:blipFill>
@@ -403,12 +403,12 @@
             <wp:extent cx="922564" cy="322898"/>
             <wp:effectExtent b="0" l="0" r="0" t="0"/>
             <wp:wrapSquare wrapText="bothSides" distB="57150" distT="57150" distL="57150" distR="57150"/>
-            <wp:docPr id="1" name="image1.png"/>
+            <wp:docPr id="1" name="image3.png"/>
             <a:graphic>
               <a:graphicData uri="http://schemas.openxmlformats.org/drawingml/2006/picture">
                 <pic:pic>
                   <pic:nvPicPr>
-                    <pic:cNvPr id="0" name="image1.png"/>
+                    <pic:cNvPr id="0" name="image3.png"/>
                     <pic:cNvPicPr preferRelativeResize="0"/>
                   </pic:nvPicPr>
                   <pic:blipFill>
@@ -666,7 +666,7 @@
     </w:p>
     <w:sdt>
       <w:sdtPr>
-        <w:id w:val="-695546508"/>
+        <w:id w:val="904502611"/>
         <w:docPartObj>
           <w:docPartGallery w:val="Table of Contents"/>
           <w:docPartUnique w:val="1"/>
@@ -1687,7 +1687,7 @@
         <w:szCs w:val="18"/>
         <w:rtl w:val="0"/>
       </w:rPr>
-      <w:t xml:space="preserve">Curso Introducción a Docker</w:t>
+      <w:t xml:space="preserve">Curso Introducción a Docker y Kubernetes</w:t>
       <w:tab/>
       <w:tab/>
       <w:t xml:space="preserve">UD08 - Página </w:t>
@@ -1805,7 +1805,7 @@
         <w:szCs w:val="18"/>
         <w:rtl w:val="0"/>
       </w:rPr>
-      <w:t xml:space="preserve">Curso Introducción a Docker </w:t>
+      <w:t xml:space="preserve">Curso Introducción a Docker y Kubernetes</w:t>
       <w:tab/>
       <w:tab/>
       <w:t xml:space="preserve">UD08. Actividades opcionales</w:t>
